--- a/文档/04_运营与冷启动/06_小红书公开构建素材(第六期).docx
+++ b/文档/04_运营与冷启动/06_小红书公开构建素材(第六期).docx
@@ -5,347 +5,711 @@
     <w:p>
       <w:pPr>
         <w:pStyle w:val="Heading1"/>
+        <w:keepNext/>
+        <w:spacing w:before="240" w:after="120"/>
       </w:pPr>
       <w:r>
+        <w:rPr>
+          <w:rFonts w:ascii="Microsoft YaHei" w:hAnsi="Microsoft YaHei"/>
+          <w:b/>
+          <w:color w:val="1F4E79"/>
+          <w:sz w:val="36"/>
+        </w:rPr>
+      </w:r>
+      <w:r>
+        <w:rPr>
+          <w:rFonts w:ascii="Microsoft YaHei" w:hAnsi="Microsoft YaHei"/>
+          <w:b/>
+          <w:color w:val="1F4E79"/>
+          <w:sz w:val="36"/>
+        </w:rPr>
         <w:t>食刻 (ShiKe) — 小红书公开构建 (Build in Public) 素材日记</w:t>
       </w:r>
     </w:p>
     <w:p>
       <w:pPr>
         <w:pStyle w:val="Heading2"/>
+        <w:keepNext/>
+        <w:spacing w:before="240" w:after="120"/>
       </w:pPr>
       <w:r>
+        <w:rPr>
+          <w:rFonts w:ascii="Microsoft YaHei" w:hAnsi="Microsoft YaHei"/>
+          <w:b/>
+          <w:color w:val="2E74B5"/>
+          <w:sz w:val="28"/>
+        </w:rPr>
+      </w:r>
+      <w:r>
+        <w:rPr>
+          <w:rFonts w:ascii="Microsoft YaHei" w:hAnsi="Microsoft YaHei"/>
+          <w:b/>
+          <w:color w:val="2E74B5"/>
+          <w:sz w:val="28"/>
+        </w:rPr>
         <w:t>运营素材 (第六期 - 高清玻璃拟态海报生成与保存功能跑通)</w:t>
       </w:r>
     </w:p>
     <w:p>
+      <w:pPr>
+        <w:spacing w:before="120" w:after="120"/>
+      </w:pPr>
       <w:r>
         <w:rPr>
-          <w:color w:val="C8C8C8"/>
+          <w:color w:val="B4B4B4"/>
         </w:rPr>
-        <w:t>____________________________________________________</w:t>
+        <w:t>——————————————————————————————————————————————————</w:t>
       </w:r>
     </w:p>
     <w:p>
       <w:pPr>
         <w:pStyle w:val="Heading2"/>
+        <w:keepNext/>
+        <w:spacing w:before="240" w:after="120"/>
       </w:pPr>
       <w:r>
+        <w:rPr>
+          <w:rFonts w:ascii="Microsoft YaHei" w:hAnsi="Microsoft YaHei"/>
+          <w:b/>
+          <w:color w:val="2E74B5"/>
+          <w:sz w:val="28"/>
+        </w:rPr>
+      </w:r>
+      <w:r>
+        <w:rPr>
+          <w:rFonts w:ascii="Microsoft YaHei" w:hAnsi="Microsoft YaHei"/>
+          <w:b/>
+          <w:color w:val="2E74B5"/>
+          <w:sz w:val="28"/>
+        </w:rPr>
         <w:t>📌 小红书文案模版六：【超清自律海报 &amp; 质感毛玻璃视觉】</w:t>
       </w:r>
     </w:p>
     <w:p>
       <w:pPr>
         <w:pStyle w:val="Heading3"/>
+        <w:keepNext/>
+        <w:spacing w:before="240" w:after="120"/>
       </w:pPr>
       <w:r>
+        <w:rPr>
+          <w:rFonts w:ascii="Microsoft YaHei" w:hAnsi="Microsoft YaHei"/>
+          <w:b/>
+          <w:color w:val="595959"/>
+          <w:sz w:val="24"/>
+        </w:rPr>
+      </w:r>
+      <w:r>
+        <w:rPr>
+          <w:rFonts w:ascii="Microsoft YaHei" w:hAnsi="Microsoft YaHei"/>
+          <w:b/>
+          <w:color w:val="595959"/>
+          <w:sz w:val="24"/>
+        </w:rPr>
         <w:t>💥 爆款标题建议：</w:t>
       </w:r>
     </w:p>
     <w:p>
       <w:pPr>
         <w:pStyle w:val="ListNumber"/>
+        <w:spacing w:after="60"/>
       </w:pPr>
       <w:r>
+        <w:rPr>
+          <w:rFonts w:ascii="Microsoft YaHei" w:hAnsi="Microsoft YaHei"/>
+        </w:rPr>
         <w:t>女友嫌分享图太糊？他写了个超清海报生成</w:t>
       </w:r>
     </w:p>
     <w:p>
       <w:pPr>
         <w:pStyle w:val="ListNumber"/>
+        <w:spacing w:after="60"/>
       </w:pPr>
       <w:r>
+        <w:rPr>
+          <w:rFonts w:ascii="Microsoft YaHei" w:hAnsi="Microsoft YaHei"/>
+        </w:rPr>
         <w:t>小程序打卡海报上线！这个毛玻璃质感太绝</w:t>
       </w:r>
     </w:p>
     <w:p>
       <w:pPr>
         <w:pStyle w:val="ListNumber"/>
+        <w:spacing w:after="60"/>
       </w:pPr>
       <w:r>
+        <w:rPr>
+          <w:rFonts w:ascii="Microsoft YaHei" w:hAnsi="Microsoft YaHei"/>
+        </w:rPr>
         <w:t>【独立开发】高颜值减脂海报一键保存相册</w:t>
       </w:r>
     </w:p>
     <w:p>
+      <w:pPr>
+        <w:spacing w:before="120" w:after="120"/>
+      </w:pPr>
       <w:r>
         <w:rPr>
-          <w:color w:val="C8C8C8"/>
+          <w:color w:val="B4B4B4"/>
         </w:rPr>
-        <w:t>____________________________________________________</w:t>
+        <w:t>——————————————————————————————————————————————————</w:t>
       </w:r>
     </w:p>
     <w:p>
       <w:pPr>
         <w:pStyle w:val="Heading3"/>
+        <w:keepNext/>
+        <w:spacing w:before="240" w:after="120"/>
       </w:pPr>
       <w:r>
+        <w:rPr>
+          <w:rFonts w:ascii="Microsoft YaHei" w:hAnsi="Microsoft YaHei"/>
+          <w:b/>
+          <w:color w:val="595959"/>
+          <w:sz w:val="24"/>
+        </w:rPr>
+      </w:r>
+      <w:r>
+        <w:rPr>
+          <w:rFonts w:ascii="Microsoft YaHei" w:hAnsi="Microsoft YaHei"/>
+          <w:b/>
+          <w:color w:val="595959"/>
+          <w:sz w:val="24"/>
+        </w:rPr>
         <w:t>📝 正文内容：</w:t>
       </w:r>
     </w:p>
     <w:p>
+      <w:pPr>
+        <w:spacing w:after="120" w:line="276" w:lineRule="auto"/>
+      </w:pPr>
       <w:r>
+        <w:rPr>
+          <w:rFonts w:ascii="Microsoft YaHei" w:hAnsi="Microsoft YaHei"/>
+        </w:rPr>
         <w:t>家人们！给减脂期女朋友定制的 AI 小程序【食刻 (ShiKe)】今天终于啃下了开发过程中最难啃的一块“硬骨头”！</w:t>
       </w:r>
     </w:p>
     <w:p>
+      <w:pPr>
+        <w:spacing w:after="120" w:line="276" w:lineRule="auto"/>
+      </w:pPr>
       <w:r>
+        <w:rPr>
+          <w:rFonts w:ascii="Microsoft YaHei" w:hAnsi="Microsoft YaHei"/>
+        </w:rPr>
         <w:t>女朋友减脂打卡最在意的就是“成就感”，一顿自律的减脂餐和漂亮的打卡记录，必须能生成精致的海报发朋友圈/小红书！</w:t>
       </w:r>
     </w:p>
     <w:p>
+      <w:pPr>
+        <w:spacing w:after="120" w:line="276" w:lineRule="auto"/>
+      </w:pPr>
       <w:r>
+        <w:rPr>
+          <w:rFonts w:ascii="Microsoft YaHei" w:hAnsi="Microsoft YaHei"/>
+        </w:rPr>
         <w:t>今天，我终于把</w:t>
       </w:r>
       <w:r>
         <w:rPr>
+          <w:rFonts w:ascii="Microsoft YaHei" w:hAnsi="Microsoft YaHei"/>
           <w:b/>
         </w:rPr>
         <w:t>【高清玻璃拟态打卡海报生成与保存相册】</w:t>
       </w:r>
       <w:r>
+        <w:rPr>
+          <w:rFonts w:ascii="Microsoft YaHei" w:hAnsi="Microsoft YaHei"/>
+        </w:rPr>
         <w:t>的功能彻底跑通了！</w:t>
       </w:r>
     </w:p>
     <w:p>
+      <w:pPr>
+        <w:spacing w:after="120" w:line="276" w:lineRule="auto"/>
+      </w:pPr>
       <w:r>
+        <w:rPr>
+          <w:rFonts w:ascii="Microsoft YaHei" w:hAnsi="Microsoft YaHei"/>
+        </w:rPr>
         <w:t xml:space="preserve">👉 </w:t>
       </w:r>
       <w:r>
         <w:rPr>
+          <w:rFonts w:ascii="Microsoft YaHei" w:hAnsi="Microsoft YaHei"/>
           <w:b/>
         </w:rPr>
         <w:t>当她点击一键保存，一张带有紫色梦幻渐变背景、乳白半透明磨砂玻璃卡片、还有她专属的卡路里环形进度和 7 天绿勾勾的高清海报，就瞬间躺进了她的相册！</w:t>
       </w:r>
-      <w:r/>
+      <w:r>
+        <w:rPr>
+          <w:rFonts w:ascii="Microsoft YaHei" w:hAnsi="Microsoft YaHei"/>
+        </w:rPr>
+      </w:r>
     </w:p>
     <w:p>
+      <w:pPr>
+        <w:spacing w:after="120" w:line="276" w:lineRule="auto"/>
+      </w:pPr>
       <w:r>
+        <w:rPr>
+          <w:rFonts w:ascii="Microsoft YaHei" w:hAnsi="Microsoft YaHei"/>
+        </w:rPr>
         <w:t>这颜值，发到哪里都会被问是什么神仙工具吧！😍</w:t>
       </w:r>
     </w:p>
     <w:p>
+      <w:pPr>
+        <w:spacing w:before="120" w:after="120"/>
+      </w:pPr>
       <w:r>
         <w:rPr>
-          <w:color w:val="C8C8C8"/>
+          <w:color w:val="B4B4B4"/>
         </w:rPr>
-        <w:t>____________________________________________________</w:t>
+        <w:t>——————————————————————————————————————————————————</w:t>
       </w:r>
     </w:p>
     <w:p>
       <w:pPr>
         <w:pStyle w:val="Heading3"/>
+        <w:keepNext/>
+        <w:spacing w:before="240" w:after="120"/>
       </w:pPr>
       <w:r>
+        <w:rPr>
+          <w:rFonts w:ascii="Microsoft YaHei" w:hAnsi="Microsoft YaHei"/>
+          <w:b/>
+          <w:color w:val="595959"/>
+          <w:sz w:val="24"/>
+        </w:rPr>
+      </w:r>
+      <w:r>
+        <w:rPr>
+          <w:rFonts w:ascii="Microsoft YaHei" w:hAnsi="Microsoft YaHei"/>
+          <w:b/>
+          <w:color w:val="595959"/>
+          <w:sz w:val="24"/>
+        </w:rPr>
         <w:t>🌟 第六期最新进展（自律海报惊艳登场）：</w:t>
       </w:r>
     </w:p>
     <w:p>
+      <w:pPr>
+        <w:spacing w:after="120" w:line="276" w:lineRule="auto"/>
+      </w:pPr>
       <w:r>
+        <w:rPr>
+          <w:rFonts w:ascii="Microsoft YaHei" w:hAnsi="Microsoft YaHei"/>
+        </w:rPr>
         <w:t>为了让海报保存体验达到完美，我死磕了几个对于女生体验来说至关重要的细节：</w:t>
       </w:r>
     </w:p>
     <w:p>
       <w:pPr>
         <w:pStyle w:val="ListNumber"/>
+        <w:spacing w:after="60"/>
       </w:pPr>
-      <w:r/>
       <w:r>
         <w:rPr>
+          <w:rFonts w:ascii="Microsoft YaHei" w:hAnsi="Microsoft YaHei"/>
+        </w:rPr>
+      </w:r>
+      <w:r>
+        <w:rPr>
+          <w:rFonts w:ascii="Microsoft YaHei" w:hAnsi="Microsoft YaHei"/>
           <w:b/>
         </w:rPr>
         <w:t>超清画质，告别模糊</w:t>
       </w:r>
       <w:r>
+        <w:rPr>
+          <w:rFonts w:ascii="Microsoft YaHei" w:hAnsi="Microsoft YaHei"/>
+        </w:rPr>
         <w:t xml:space="preserve"> 📸</w:t>
       </w:r>
     </w:p>
     <w:p>
       <w:pPr>
         <w:pStyle w:val="ListBullet"/>
-        <w:ind w:left="1080"/>
+        <w:spacing w:after="60"/>
       </w:pPr>
       <w:r>
-        <w:t xml:space="preserve">  我把海报的绘制规格设定为了 2 倍的高清物理分辨率。无论她的手机屏幕是普通的还是超高端的视网膜屏，保存下来的海报字迹都极其锐利、没有任何毛边，放大看也依然清晰！</w:t>
+        <w:rPr>
+          <w:rFonts w:ascii="Microsoft YaHei" w:hAnsi="Microsoft YaHei"/>
+        </w:rPr>
+        <w:t>我把海报的绘制规格设定为了 2 倍的高清物理分辨率。无论她的手机屏幕是普通的还是超高端的视网膜屏，保存下来的海报字迹都极其锐利、没有任何毛边，放大看也依然清晰！</w:t>
       </w:r>
     </w:p>
     <w:p>
       <w:pPr>
         <w:pStyle w:val="ListNumber"/>
+        <w:spacing w:after="60"/>
       </w:pPr>
-      <w:r/>
       <w:r>
         <w:rPr>
+          <w:rFonts w:ascii="Microsoft YaHei" w:hAnsi="Microsoft YaHei"/>
+        </w:rPr>
+      </w:r>
+      <w:r>
+        <w:rPr>
+          <w:rFonts w:ascii="Microsoft YaHei" w:hAnsi="Microsoft YaHei"/>
           <w:b/>
         </w:rPr>
         <w:t>乳白玻璃拟态高级视觉</w:t>
       </w:r>
       <w:r>
+        <w:rPr>
+          <w:rFonts w:ascii="Microsoft YaHei" w:hAnsi="Microsoft YaHei"/>
+        </w:rPr>
         <w:t xml:space="preserve"> 🎨</w:t>
       </w:r>
     </w:p>
     <w:p>
       <w:pPr>
         <w:pStyle w:val="ListBullet"/>
-        <w:ind w:left="1080"/>
+        <w:spacing w:after="60"/>
       </w:pPr>
       <w:r>
-        <w:t xml:space="preserve">  海报的设计细节满满：梦幻的紫色渐变打底，浮现一层圆润可爱的半透明磨砂玻璃卡片。卡片上动态渲染了剩余热量弧线、连续打卡自律天数、以及这周已经亮起的绿色对勾方砖，颜值直接拉满！</w:t>
+        <w:rPr>
+          <w:rFonts w:ascii="Microsoft YaHei" w:hAnsi="Microsoft YaHei"/>
+        </w:rPr>
+        <w:t>海报的设计细节满满：梦幻的紫色渐变打底，浮现一层圆润可爱的半透明磨砂玻璃卡片。卡片上动态渲染了剩余热量弧线、连续打卡自律天数、以及这周已经亮起的绿色对勾方砖，颜值直接拉满！</w:t>
       </w:r>
     </w:p>
     <w:p>
       <w:pPr>
         <w:pStyle w:val="ListNumber"/>
+        <w:spacing w:after="60"/>
       </w:pPr>
-      <w:r/>
       <w:r>
         <w:rPr>
+          <w:rFonts w:ascii="Microsoft YaHei" w:hAnsi="Microsoft YaHei"/>
+        </w:rPr>
+      </w:r>
+      <w:r>
+        <w:rPr>
+          <w:rFonts w:ascii="Microsoft YaHei" w:hAnsi="Microsoft YaHei"/>
           <w:b/>
         </w:rPr>
         <w:t>温柔的“相册授权防翻车引导”</w:t>
       </w:r>
       <w:r>
+        <w:rPr>
+          <w:rFonts w:ascii="Microsoft YaHei" w:hAnsi="Microsoft YaHei"/>
+        </w:rPr>
         <w:t xml:space="preserve"> 🛡️</w:t>
       </w:r>
     </w:p>
     <w:p>
       <w:pPr>
         <w:pStyle w:val="ListBullet"/>
-        <w:ind w:left="1080"/>
+        <w:spacing w:after="60"/>
       </w:pPr>
       <w:r>
-        <w:t xml:space="preserve">  很多女生在保存图片时，第一反应会不小心误点“拒绝授权相册”。以前的软件点拒绝后就直接卡死不动了。我专门加了“防翻车引导”，如果点错了，会弹出一个非常温柔的提示，一键引导她去重新开启，绝不卡死！</w:t>
+        <w:rPr>
+          <w:rFonts w:ascii="Microsoft YaHei" w:hAnsi="Microsoft YaHei"/>
+        </w:rPr>
+        <w:t>很多女生在保存图片时，第一反应会不小心误点“拒绝授权相册”。以前的软件点拒绝后就直接卡死不动了。我专门加了“防翻车引导”，如果点错了，会弹出一个非常温柔的提示，一键引导她去重新开启，绝不卡死！</w:t>
       </w:r>
     </w:p>
     <w:p>
+      <w:pPr>
+        <w:spacing w:before="120" w:after="120"/>
+      </w:pPr>
       <w:r>
         <w:rPr>
-          <w:color w:val="C8C8C8"/>
+          <w:color w:val="B4B4B4"/>
         </w:rPr>
-        <w:t>____________________________________________________</w:t>
+        <w:t>——————————————————————————————————————————————————</w:t>
       </w:r>
     </w:p>
     <w:p>
       <w:pPr>
         <w:pStyle w:val="Heading3"/>
+        <w:keepNext/>
+        <w:spacing w:before="240" w:after="120"/>
       </w:pPr>
       <w:r>
+        <w:rPr>
+          <w:rFonts w:ascii="Microsoft YaHei" w:hAnsi="Microsoft YaHei"/>
+          <w:b/>
+          <w:color w:val="595959"/>
+          <w:sz w:val="24"/>
+        </w:rPr>
+      </w:r>
+      <w:r>
+        <w:rPr>
+          <w:rFonts w:ascii="Microsoft YaHei" w:hAnsi="Microsoft YaHei"/>
+          <w:b/>
+          <w:color w:val="595959"/>
+          <w:sz w:val="24"/>
+        </w:rPr>
         <w:t>🎁 开发者碎碎念：</w:t>
       </w:r>
     </w:p>
     <w:p>
+      <w:pPr>
+        <w:spacing w:after="120" w:line="276" w:lineRule="auto"/>
+      </w:pPr>
       <w:r>
+        <w:rPr>
+          <w:rFonts w:ascii="Microsoft YaHei" w:hAnsi="Microsoft YaHei"/>
+        </w:rPr>
         <w:t>写小程序海报保存的人都懂，这绝对是开发中踩坑最多、最折磨人的地方。特别是又要下载头像图片，又要适配各种高分辨率屏幕，还要对付各种权限被拒绝的情况。</w:t>
       </w:r>
     </w:p>
     <w:p>
+      <w:pPr>
+        <w:spacing w:after="120" w:line="276" w:lineRule="auto"/>
+      </w:pPr>
       <w:r>
+        <w:rPr>
+          <w:rFonts w:ascii="Microsoft YaHei" w:hAnsi="Microsoft YaHei"/>
+        </w:rPr>
         <w:t>但今天在手机上成功保存下第一张圆润好看的磨砂玻璃海报时，感觉我这几周掉的头发都值了！女朋友当场就用它发了个朋友圈，瞬间被点赞刷屏，成就感爆棚！</w:t>
       </w:r>
     </w:p>
     <w:p>
+      <w:pPr>
+        <w:spacing w:after="120" w:line="276" w:lineRule="auto"/>
+      </w:pPr>
       <w:r>
+        <w:rPr>
+          <w:rFonts w:ascii="Microsoft YaHei" w:hAnsi="Microsoft YaHei"/>
+        </w:rPr>
         <w:t>现在，</w:t>
       </w:r>
       <w:r>
         <w:rPr>
+          <w:rFonts w:ascii="Microsoft YaHei" w:hAnsi="Microsoft YaHei"/>
           <w:b/>
         </w:rPr>
         <w:t>四大核心模块（AI拍照识别、油脂调整、闺蜜打卡、高清海报保存）</w:t>
       </w:r>
       <w:r>
+        <w:rPr>
+          <w:rFonts w:ascii="Microsoft YaHei" w:hAnsi="Microsoft YaHei"/>
+        </w:rPr>
         <w:t xml:space="preserve"> 已经全部完美跑通，感觉小程序距离正式发布就差临门一脚了！</w:t>
       </w:r>
     </w:p>
     <w:p>
+      <w:pPr>
+        <w:spacing w:after="120" w:line="276" w:lineRule="auto"/>
+      </w:pPr>
       <w:r>
+        <w:rPr>
+          <w:rFonts w:ascii="Microsoft YaHei" w:hAnsi="Microsoft YaHei"/>
+        </w:rPr>
         <w:t>大家觉得这张磨砂玻璃海报的颜值能打几分？</w:t>
       </w:r>
     </w:p>
     <w:p>
+      <w:pPr>
+        <w:spacing w:after="120" w:line="276" w:lineRule="auto"/>
+      </w:pPr>
       <w:r>
+        <w:rPr>
+          <w:rFonts w:ascii="Microsoft YaHei" w:hAnsi="Microsoft YaHei"/>
+        </w:rPr>
         <w:t>想要第一批抢先体验高颜值拍照算热量和组队对赌的宝子们，在评论区抠【1】，真机体验包这几天就带大家一起开玩！👇</w:t>
       </w:r>
     </w:p>
     <w:p>
+      <w:pPr>
+        <w:spacing w:before="120" w:after="120"/>
+      </w:pPr>
       <w:r>
         <w:rPr>
-          <w:color w:val="C8C8C8"/>
+          <w:color w:val="B4B4B4"/>
         </w:rPr>
-        <w:t>____________________________________________________</w:t>
+        <w:t>——————————————————————————————————————————————————</w:t>
       </w:r>
     </w:p>
     <w:p>
       <w:pPr>
         <w:pStyle w:val="Heading3"/>
+        <w:keepNext/>
+        <w:spacing w:before="240" w:after="120"/>
       </w:pPr>
       <w:r>
+        <w:rPr>
+          <w:rFonts w:ascii="Microsoft YaHei" w:hAnsi="Microsoft YaHei"/>
+          <w:b/>
+          <w:color w:val="595959"/>
+          <w:sz w:val="24"/>
+        </w:rPr>
+      </w:r>
+      <w:r>
+        <w:rPr>
+          <w:rFonts w:ascii="Microsoft YaHei" w:hAnsi="Microsoft YaHei"/>
+          <w:b/>
+          <w:color w:val="595959"/>
+          <w:sz w:val="24"/>
+        </w:rPr>
         <w:t>🏷️ 热门标签推荐：</w:t>
       </w:r>
     </w:p>
     <w:p>
+      <w:pPr>
+        <w:spacing w:after="120" w:line="276" w:lineRule="auto"/>
+      </w:pPr>
       <w:r>
+        <w:rPr>
+          <w:rFonts w:ascii="Microsoft YaHei" w:hAnsi="Microsoft YaHei"/>
+        </w:rPr>
         <w:t>#独立开发 #BuildInPublic #程序员的浪漫 #给女朋友写个APP #AI应用 #减脂打卡 #自律海报 #打卡海报 #毛玻璃视觉 #我的开发日记</w:t>
       </w:r>
     </w:p>
     <w:p>
+      <w:pPr>
+        <w:spacing w:before="120" w:after="120"/>
+      </w:pPr>
       <w:r>
         <w:rPr>
-          <w:color w:val="C8C8C8"/>
+          <w:color w:val="B4B4B4"/>
         </w:rPr>
-        <w:t>____________________________________________________</w:t>
+        <w:t>——————————————————————————————————————————————————</w:t>
       </w:r>
     </w:p>
     <w:p>
       <w:pPr>
         <w:pStyle w:val="Heading2"/>
+        <w:keepNext/>
+        <w:spacing w:before="240" w:after="120"/>
       </w:pPr>
       <w:r>
+        <w:rPr>
+          <w:rFonts w:ascii="Microsoft YaHei" w:hAnsi="Microsoft YaHei"/>
+          <w:b/>
+          <w:color w:val="2E74B5"/>
+          <w:sz w:val="28"/>
+        </w:rPr>
+      </w:r>
+      <w:r>
+        <w:rPr>
+          <w:rFonts w:ascii="Microsoft YaHei" w:hAnsi="Microsoft YaHei"/>
+          <w:b/>
+          <w:color w:val="2E74B5"/>
+          <w:sz w:val="28"/>
+        </w:rPr>
         <w:t>📌 配图素材建议 (images/phase6 文件夹中已备好)：</w:t>
       </w:r>
     </w:p>
     <w:p>
       <w:pPr>
         <w:pStyle w:val="ListNumber"/>
+        <w:spacing w:after="60"/>
       </w:pPr>
-      <w:r/>
       <w:r>
         <w:rPr>
+          <w:rFonts w:ascii="Microsoft YaHei" w:hAnsi="Microsoft YaHei"/>
+        </w:rPr>
+      </w:r>
+      <w:r>
+        <w:rPr>
+          <w:rFonts w:ascii="Microsoft YaHei" w:hAnsi="Microsoft YaHei"/>
           <w:b/>
         </w:rPr>
         <w:t>图一 (封面)</w:t>
       </w:r>
       <w:r>
-        <w:t>：[high_res_poster.png](file:///D:/heming/shike/文档/02_需求与交互设计/images/phase6/high_res_poster.png) (展示保存进手机相册的超清磨砂玻璃打卡海报实图，渐变紫色背景搭配乳白色磨砂卡片，极具视觉冲击力)</w:t>
+        <w:rPr>
+          <w:rFonts w:ascii="Microsoft YaHei" w:hAnsi="Microsoft YaHei"/>
+        </w:rPr>
+        <w:t>：</w:t>
+      </w:r>
+      <w:r>
+        <w:rPr>
+          <w:rFonts w:ascii="Microsoft YaHei" w:hAnsi="Microsoft YaHei"/>
+          <w:color w:val="003399"/>
+          <w:u w:val="single"/>
+        </w:rPr>
+        <w:t>high_res_poster.png (file:///D:/heming/shike/文档/02_需求与交互设计/images/phase6/high_res_poster.png)</w:t>
+      </w:r>
+      <w:r>
+        <w:rPr>
+          <w:rFonts w:ascii="Microsoft YaHei" w:hAnsi="Microsoft YaHei"/>
+        </w:rPr>
+        <w:t xml:space="preserve"> (展示保存进手机相册的超清磨砂玻璃打卡海报实图，渐变紫色背景搭配乳白色磨砂卡片，极具视觉冲击力)</w:t>
       </w:r>
     </w:p>
     <w:p>
       <w:pPr>
         <w:pStyle w:val="ListNumber"/>
+        <w:spacing w:after="60"/>
       </w:pPr>
-      <w:r/>
       <w:r>
         <w:rPr>
+          <w:rFonts w:ascii="Microsoft YaHei" w:hAnsi="Microsoft YaHei"/>
+        </w:rPr>
+      </w:r>
+      <w:r>
+        <w:rPr>
+          <w:rFonts w:ascii="Microsoft YaHei" w:hAnsi="Microsoft YaHei"/>
           <w:b/>
         </w:rPr>
         <w:t>图二</w:t>
       </w:r>
       <w:r>
-        <w:t>：[permission_guide_ui.png](file:///D:/heming/shike/文档/02_需求与交互设计/images/phase6/permission_guide_ui.png) (展示用户拒绝授权后，系统弹出的可爱、温柔的相册权限引导页截图)</w:t>
+        <w:rPr>
+          <w:rFonts w:ascii="Microsoft YaHei" w:hAnsi="Microsoft YaHei"/>
+        </w:rPr>
+        <w:t>：</w:t>
+      </w:r>
+      <w:r>
+        <w:rPr>
+          <w:rFonts w:ascii="Microsoft YaHei" w:hAnsi="Microsoft YaHei"/>
+          <w:color w:val="003399"/>
+          <w:u w:val="single"/>
+        </w:rPr>
+        <w:t>permission_guide_ui.png (file:///D:/heming/shike/文档/02_需求与交互设计/images/phase6/permission_guide_ui.png)</w:t>
+      </w:r>
+      <w:r>
+        <w:rPr>
+          <w:rFonts w:ascii="Microsoft YaHei" w:hAnsi="Microsoft YaHei"/>
+        </w:rPr>
+        <w:t xml:space="preserve"> (展示用户拒绝授权后，系统弹出的可爱、温柔的相册权限引导页截图)</w:t>
       </w:r>
     </w:p>
     <w:p>
       <w:pPr>
         <w:pStyle w:val="ListNumber"/>
+        <w:spacing w:after="60"/>
       </w:pPr>
-      <w:r/>
       <w:r>
         <w:rPr>
+          <w:rFonts w:ascii="Microsoft YaHei" w:hAnsi="Microsoft YaHei"/>
+        </w:rPr>
+      </w:r>
+      <w:r>
+        <w:rPr>
+          <w:rFonts w:ascii="Microsoft YaHei" w:hAnsi="Microsoft YaHei"/>
           <w:b/>
         </w:rPr>
         <w:t>图三</w:t>
       </w:r>
       <w:r>
-        <w:t>：[poster_canvas_details.png](file:///D:/heming/shike/文档/02_需求与交互设计/images/phase6/poster_canvas_details.png) (展示海报局部高清放大的效果图，突出字迹锐利、打卡进度圆弧精美等极致工艺细节)</w:t>
+        <w:rPr>
+          <w:rFonts w:ascii="Microsoft YaHei" w:hAnsi="Microsoft YaHei"/>
+        </w:rPr>
+        <w:t>：</w:t>
+      </w:r>
+      <w:r>
+        <w:rPr>
+          <w:rFonts w:ascii="Microsoft YaHei" w:hAnsi="Microsoft YaHei"/>
+          <w:color w:val="003399"/>
+          <w:u w:val="single"/>
+        </w:rPr>
+        <w:t>poster_canvas_details.png (file:///D:/heming/shike/文档/02_需求与交互设计/images/phase6/poster_canvas_details.png)</w:t>
+      </w:r>
+      <w:r>
+        <w:rPr>
+          <w:rFonts w:ascii="Microsoft YaHei" w:hAnsi="Microsoft YaHei"/>
+        </w:rPr>
+        <w:t xml:space="preserve"> (展示海报局部高清放大的效果图，突出字迹锐利、打卡进度圆弧精美等极致工艺细节)</w:t>
       </w:r>
     </w:p>
     <w:sectPr>
@@ -721,6 +1085,10 @@
     <w:name w:val="Normal"/>
     <w:qFormat/>
     <w:rsid w:val="00FC693F"/>
+    <w:rPr>
+      <w:rFonts w:ascii="Microsoft YaHei" w:hAnsi="Microsoft YaHei"/>
+      <w:sz w:val="22"/>
+    </w:rPr>
   </w:style>
   <w:style w:type="paragraph" w:styleId="Header">
     <w:name w:val="header"/>

--- a/文档/04_运营与冷启动/06_小红书公开构建素材(第六期).docx
+++ b/文档/04_运营与冷启动/06_小红书公开构建素材(第六期).docx
@@ -5,711 +5,217 @@
     <w:p>
       <w:pPr>
         <w:pStyle w:val="Heading1"/>
-        <w:keepNext/>
-        <w:spacing w:before="240" w:after="120"/>
       </w:pPr>
       <w:r>
-        <w:rPr>
-          <w:rFonts w:ascii="Microsoft YaHei" w:hAnsi="Microsoft YaHei"/>
-          <w:b/>
-          <w:color w:val="1F4E79"/>
-          <w:sz w:val="36"/>
-        </w:rPr>
-      </w:r>
-      <w:r>
-        <w:rPr>
-          <w:rFonts w:ascii="Microsoft YaHei" w:hAnsi="Microsoft YaHei"/>
-          <w:b/>
-          <w:color w:val="1F4E79"/>
-          <w:sz w:val="36"/>
-        </w:rPr>
         <w:t>食刻 (ShiKe) — 小红书公开构建 (Build in Public) 素材日记</w:t>
       </w:r>
     </w:p>
     <w:p>
       <w:pPr>
         <w:pStyle w:val="Heading2"/>
-        <w:keepNext/>
-        <w:spacing w:before="240" w:after="120"/>
       </w:pPr>
       <w:r>
-        <w:rPr>
-          <w:rFonts w:ascii="Microsoft YaHei" w:hAnsi="Microsoft YaHei"/>
-          <w:b/>
-          <w:color w:val="2E74B5"/>
-          <w:sz w:val="28"/>
-        </w:rPr>
-      </w:r>
-      <w:r>
-        <w:rPr>
-          <w:rFonts w:ascii="Microsoft YaHei" w:hAnsi="Microsoft YaHei"/>
-          <w:b/>
-          <w:color w:val="2E74B5"/>
-          <w:sz w:val="28"/>
-        </w:rPr>
-        <w:t>运营素材 (第六期 - 高清玻璃拟态海报生成与保存功能跑通)</w:t>
+        <w:t>运营素材 (第六期 - 高清玻璃拟态海报生成与保存相册打通)</w:t>
       </w:r>
     </w:p>
     <w:p>
-      <w:pPr>
-        <w:spacing w:before="120" w:after="120"/>
-      </w:pPr>
       <w:r>
         <w:rPr>
-          <w:color w:val="B4B4B4"/>
+          <w:color w:val="C8C8C8"/>
         </w:rPr>
-        <w:t>——————————————————————————————————————————————————</w:t>
-      </w:r>
-    </w:p>
-    <w:p>
-      <w:pPr>
-        <w:pStyle w:val="Heading2"/>
-        <w:keepNext/>
-        <w:spacing w:before="240" w:after="120"/>
-      </w:pPr>
-      <w:r>
-        <w:rPr>
-          <w:rFonts w:ascii="Microsoft YaHei" w:hAnsi="Microsoft YaHei"/>
-          <w:b/>
-          <w:color w:val="2E74B5"/>
-          <w:sz w:val="28"/>
-        </w:rPr>
-      </w:r>
-      <w:r>
-        <w:rPr>
-          <w:rFonts w:ascii="Microsoft YaHei" w:hAnsi="Microsoft YaHei"/>
-          <w:b/>
-          <w:color w:val="2E74B5"/>
-          <w:sz w:val="28"/>
-        </w:rPr>
-        <w:t>📌 小红书文案模版六：【超清自律海报 &amp; 质感毛玻璃视觉】</w:t>
+        <w:t>____________________________________________________</w:t>
       </w:r>
     </w:p>
     <w:p>
       <w:pPr>
         <w:pStyle w:val="Heading3"/>
-        <w:keepNext/>
-        <w:spacing w:before="240" w:after="120"/>
       </w:pPr>
       <w:r>
-        <w:rPr>
-          <w:rFonts w:ascii="Microsoft YaHei" w:hAnsi="Microsoft YaHei"/>
-          <w:b/>
-          <w:color w:val="595959"/>
-          <w:sz w:val="24"/>
-        </w:rPr>
-      </w:r>
-      <w:r>
-        <w:rPr>
-          <w:rFonts w:ascii="Microsoft YaHei" w:hAnsi="Microsoft YaHei"/>
-          <w:b/>
-          <w:color w:val="595959"/>
-          <w:sz w:val="24"/>
-        </w:rPr>
         <w:t>💥 爆款标题建议：</w:t>
       </w:r>
     </w:p>
     <w:p>
       <w:pPr>
         <w:pStyle w:val="ListNumber"/>
-        <w:spacing w:after="60"/>
       </w:pPr>
       <w:r>
-        <w:rPr>
-          <w:rFonts w:ascii="Microsoft YaHei" w:hAnsi="Microsoft YaHei"/>
-        </w:rPr>
-        <w:t>女友嫌分享图太糊？他写了个超清海报生成</w:t>
+        <w:t>打卡海报高糊？难怪你发朋友圈没人点赞</w:t>
       </w:r>
     </w:p>
     <w:p>
       <w:pPr>
         <w:pStyle w:val="ListNumber"/>
-        <w:spacing w:after="60"/>
       </w:pPr>
       <w:r>
-        <w:rPr>
-          <w:rFonts w:ascii="Microsoft YaHei" w:hAnsi="Microsoft YaHei"/>
-        </w:rPr>
-        <w:t>小程序打卡海报上线！这个毛玻璃质感太绝</w:t>
+        <w:t>小程序海报保存难？写完这个保存功能爽哭</w:t>
       </w:r>
     </w:p>
     <w:p>
       <w:pPr>
         <w:pStyle w:val="ListNumber"/>
-        <w:spacing w:after="60"/>
       </w:pPr>
       <w:r>
-        <w:rPr>
-          <w:rFonts w:ascii="Microsoft YaHei" w:hAnsi="Microsoft YaHei"/>
-        </w:rPr>
-        <w:t>【独立开发】高颜值减脂海报一键保存相册</w:t>
+        <w:t>磨砂玻璃超清海报！减脂打卡仪式感拉满</w:t>
       </w:r>
     </w:p>
     <w:p>
-      <w:pPr>
-        <w:spacing w:before="120" w:after="120"/>
-      </w:pPr>
       <w:r>
         <w:rPr>
-          <w:color w:val="B4B4B4"/>
+          <w:color w:val="C8C8C8"/>
         </w:rPr>
-        <w:t>——————————————————————————————————————————————————</w:t>
+        <w:t>____________________________________________________</w:t>
       </w:r>
     </w:p>
     <w:p>
       <w:pPr>
         <w:pStyle w:val="Heading3"/>
-        <w:keepNext/>
-        <w:spacing w:before="240" w:after="120"/>
       </w:pPr>
       <w:r>
-        <w:rPr>
-          <w:rFonts w:ascii="Microsoft YaHei" w:hAnsi="Microsoft YaHei"/>
-          <w:b/>
-          <w:color w:val="595959"/>
-          <w:sz w:val="24"/>
-        </w:rPr>
-      </w:r>
-      <w:r>
-        <w:rPr>
-          <w:rFonts w:ascii="Microsoft YaHei" w:hAnsi="Microsoft YaHei"/>
-          <w:b/>
-          <w:color w:val="595959"/>
-          <w:sz w:val="24"/>
-        </w:rPr>
         <w:t>📝 正文内容：</w:t>
       </w:r>
     </w:p>
     <w:p>
-      <w:pPr>
-        <w:spacing w:after="120" w:line="276" w:lineRule="auto"/>
-      </w:pPr>
       <w:r>
-        <w:rPr>
-          <w:rFonts w:ascii="Microsoft YaHei" w:hAnsi="Microsoft YaHei"/>
-        </w:rPr>
-        <w:t>家人们！给减脂期女朋友定制的 AI 小程序【食刻 (ShiKe)】今天终于啃下了开发过程中最难啃的一块“硬骨头”！</w:t>
+        <w:t>你用打卡软件分享时，有没有被那种高糊、像被压缩了十次的马赛克海报恶心过？或者不小心点了“拒绝授权”，功能就直接死锁？</w:t>
       </w:r>
     </w:p>
     <w:p>
-      <w:pPr>
-        <w:spacing w:after="120" w:line="276" w:lineRule="auto"/>
-      </w:pPr>
       <w:r>
-        <w:rPr>
-          <w:rFonts w:ascii="Microsoft YaHei" w:hAnsi="Microsoft YaHei"/>
-        </w:rPr>
-        <w:t>女朋友减脂打卡最在意的就是“成就感”，一顿自律的减脂餐和漂亮的打卡记录，必须能生成精致的海报发朋友圈/小红书！</w:t>
+        <w:t>我把这块硬骨头彻底啃下来了！</w:t>
       </w:r>
     </w:p>
     <w:p>
-      <w:pPr>
-        <w:spacing w:after="120" w:line="276" w:lineRule="auto"/>
-      </w:pPr>
       <w:r>
-        <w:rPr>
-          <w:rFonts w:ascii="Microsoft YaHei" w:hAnsi="Microsoft YaHei"/>
-        </w:rPr>
-        <w:t>今天，我终于把</w:t>
-      </w:r>
-      <w:r>
-        <w:rPr>
-          <w:rFonts w:ascii="Microsoft YaHei" w:hAnsi="Microsoft YaHei"/>
-          <w:b/>
-        </w:rPr>
-        <w:t>【高清玻璃拟态打卡海报生成与保存相册】</w:t>
-      </w:r>
-      <w:r>
-        <w:rPr>
-          <w:rFonts w:ascii="Microsoft YaHei" w:hAnsi="Microsoft YaHei"/>
-        </w:rPr>
-        <w:t>的功能彻底跑通了！</w:t>
-      </w:r>
-    </w:p>
-    <w:p>
-      <w:pPr>
-        <w:spacing w:after="120" w:line="276" w:lineRule="auto"/>
-      </w:pPr>
-      <w:r>
-        <w:rPr>
-          <w:rFonts w:ascii="Microsoft YaHei" w:hAnsi="Microsoft YaHei"/>
-        </w:rPr>
         <w:t xml:space="preserve">👉 </w:t>
       </w:r>
       <w:r>
         <w:rPr>
-          <w:rFonts w:ascii="Microsoft YaHei" w:hAnsi="Microsoft YaHei"/>
           <w:b/>
         </w:rPr>
-        <w:t>当她点击一键保存，一张带有紫色梦幻渐变背景、乳白半透明磨砂玻璃卡片、还有她专属的卡路里环形进度和 7 天绿勾勾的高清海报，就瞬间躺进了她的相册！</w:t>
+        <w:t>2倍超清画质</w:t>
+      </w:r>
+      <w:r>
+        <w:t>：不管多高端的屏幕，保存海报的字迹和线条绝对锐利无毛边！</w:t>
+      </w:r>
+    </w:p>
+    <w:p>
+      <w:r>
+        <w:t xml:space="preserve">👉 </w:t>
       </w:r>
       <w:r>
         <w:rPr>
-          <w:rFonts w:ascii="Microsoft YaHei" w:hAnsi="Microsoft YaHei"/>
+          <w:b/>
         </w:rPr>
+        <w:t>乳白玻璃高级美学</w:t>
+      </w:r>
+      <w:r>
+        <w:t>：紫色渐变打底，加上毛玻璃卡片、卡路里圆环和绿勾勾，颜值直接拉满！</w:t>
       </w:r>
     </w:p>
     <w:p>
-      <w:pPr>
-        <w:spacing w:after="120" w:line="276" w:lineRule="auto"/>
-      </w:pPr>
+      <w:r>
+        <w:t xml:space="preserve">👉 </w:t>
+      </w:r>
       <w:r>
         <w:rPr>
-          <w:rFonts w:ascii="Microsoft YaHei" w:hAnsi="Microsoft YaHei"/>
+          <w:b/>
         </w:rPr>
-        <w:t>这颜值，发到哪里都会被问是什么神仙工具吧！😍</w:t>
+        <w:t>防翻车引导</w:t>
+      </w:r>
+      <w:r>
+        <w:t>：手抖点错“拒绝授权”？会弹出温柔提示一键重新授权，绝不卡死！</w:t>
       </w:r>
     </w:p>
     <w:p>
-      <w:pPr>
-        <w:spacing w:before="120" w:after="120"/>
-      </w:pPr>
+      <w:r>
+        <w:t>手机上成功保存第一张超清海报时，感觉这几周掉的头发都值了！女朋友发朋友圈瞬间被点赞刷屏！</w:t>
+      </w:r>
+    </w:p>
+    <w:p>
+      <w:r>
+        <w:t>核心功能全跑通，离正式发布就差临门一脚了！想要内测的宝子在评论区抠1👇</w:t>
+      </w:r>
+    </w:p>
+    <w:p>
       <w:r>
         <w:rPr>
-          <w:color w:val="B4B4B4"/>
+          <w:color w:val="C8C8C8"/>
         </w:rPr>
-        <w:t>——————————————————————————————————————————————————</w:t>
+        <w:t>____________________________________________________</w:t>
       </w:r>
     </w:p>
     <w:p>
       <w:pPr>
         <w:pStyle w:val="Heading3"/>
-        <w:keepNext/>
-        <w:spacing w:before="240" w:after="120"/>
       </w:pPr>
       <w:r>
-        <w:rPr>
-          <w:rFonts w:ascii="Microsoft YaHei" w:hAnsi="Microsoft YaHei"/>
-          <w:b/>
-          <w:color w:val="595959"/>
-          <w:sz w:val="24"/>
-        </w:rPr>
-      </w:r>
-      <w:r>
-        <w:rPr>
-          <w:rFonts w:ascii="Microsoft YaHei" w:hAnsi="Microsoft YaHei"/>
-          <w:b/>
-          <w:color w:val="595959"/>
-          <w:sz w:val="24"/>
-        </w:rPr>
-        <w:t>🌟 第六期最新进展（自律海报惊艳登场）：</w:t>
-      </w:r>
-    </w:p>
-    <w:p>
-      <w:pPr>
-        <w:spacing w:after="120" w:line="276" w:lineRule="auto"/>
-      </w:pPr>
-      <w:r>
-        <w:rPr>
-          <w:rFonts w:ascii="Microsoft YaHei" w:hAnsi="Microsoft YaHei"/>
-        </w:rPr>
-        <w:t>为了让海报保存体验达到完美，我死磕了几个对于女生体验来说至关重要的细节：</w:t>
-      </w:r>
-    </w:p>
-    <w:p>
-      <w:pPr>
-        <w:pStyle w:val="ListNumber"/>
-        <w:spacing w:after="60"/>
-      </w:pPr>
-      <w:r>
-        <w:rPr>
-          <w:rFonts w:ascii="Microsoft YaHei" w:hAnsi="Microsoft YaHei"/>
-        </w:rPr>
-      </w:r>
-      <w:r>
-        <w:rPr>
-          <w:rFonts w:ascii="Microsoft YaHei" w:hAnsi="Microsoft YaHei"/>
-          <w:b/>
-        </w:rPr>
-        <w:t>超清画质，告别模糊</w:t>
-      </w:r>
-      <w:r>
-        <w:rPr>
-          <w:rFonts w:ascii="Microsoft YaHei" w:hAnsi="Microsoft YaHei"/>
-        </w:rPr>
-        <w:t xml:space="preserve"> 📸</w:t>
-      </w:r>
-    </w:p>
-    <w:p>
-      <w:pPr>
-        <w:pStyle w:val="ListBullet"/>
-        <w:spacing w:after="60"/>
-      </w:pPr>
-      <w:r>
-        <w:rPr>
-          <w:rFonts w:ascii="Microsoft YaHei" w:hAnsi="Microsoft YaHei"/>
-        </w:rPr>
-        <w:t>我把海报的绘制规格设定为了 2 倍的高清物理分辨率。无论她的手机屏幕是普通的还是超高端的视网膜屏，保存下来的海报字迹都极其锐利、没有任何毛边，放大看也依然清晰！</w:t>
-      </w:r>
-    </w:p>
-    <w:p>
-      <w:pPr>
-        <w:pStyle w:val="ListNumber"/>
-        <w:spacing w:after="60"/>
-      </w:pPr>
-      <w:r>
-        <w:rPr>
-          <w:rFonts w:ascii="Microsoft YaHei" w:hAnsi="Microsoft YaHei"/>
-        </w:rPr>
-      </w:r>
-      <w:r>
-        <w:rPr>
-          <w:rFonts w:ascii="Microsoft YaHei" w:hAnsi="Microsoft YaHei"/>
-          <w:b/>
-        </w:rPr>
-        <w:t>乳白玻璃拟态高级视觉</w:t>
-      </w:r>
-      <w:r>
-        <w:rPr>
-          <w:rFonts w:ascii="Microsoft YaHei" w:hAnsi="Microsoft YaHei"/>
-        </w:rPr>
-        <w:t xml:space="preserve"> 🎨</w:t>
-      </w:r>
-    </w:p>
-    <w:p>
-      <w:pPr>
-        <w:pStyle w:val="ListBullet"/>
-        <w:spacing w:after="60"/>
-      </w:pPr>
-      <w:r>
-        <w:rPr>
-          <w:rFonts w:ascii="Microsoft YaHei" w:hAnsi="Microsoft YaHei"/>
-        </w:rPr>
-        <w:t>海报的设计细节满满：梦幻的紫色渐变打底，浮现一层圆润可爱的半透明磨砂玻璃卡片。卡片上动态渲染了剩余热量弧线、连续打卡自律天数、以及这周已经亮起的绿色对勾方砖，颜值直接拉满！</w:t>
-      </w:r>
-    </w:p>
-    <w:p>
-      <w:pPr>
-        <w:pStyle w:val="ListNumber"/>
-        <w:spacing w:after="60"/>
-      </w:pPr>
-      <w:r>
-        <w:rPr>
-          <w:rFonts w:ascii="Microsoft YaHei" w:hAnsi="Microsoft YaHei"/>
-        </w:rPr>
-      </w:r>
-      <w:r>
-        <w:rPr>
-          <w:rFonts w:ascii="Microsoft YaHei" w:hAnsi="Microsoft YaHei"/>
-          <w:b/>
-        </w:rPr>
-        <w:t>温柔的“相册授权防翻车引导”</w:t>
-      </w:r>
-      <w:r>
-        <w:rPr>
-          <w:rFonts w:ascii="Microsoft YaHei" w:hAnsi="Microsoft YaHei"/>
-        </w:rPr>
-        <w:t xml:space="preserve"> 🛡️</w:t>
-      </w:r>
-    </w:p>
-    <w:p>
-      <w:pPr>
-        <w:pStyle w:val="ListBullet"/>
-        <w:spacing w:after="60"/>
-      </w:pPr>
-      <w:r>
-        <w:rPr>
-          <w:rFonts w:ascii="Microsoft YaHei" w:hAnsi="Microsoft YaHei"/>
-        </w:rPr>
-        <w:t>很多女生在保存图片时，第一反应会不小心误点“拒绝授权相册”。以前的软件点拒绝后就直接卡死不动了。我专门加了“防翻车引导”，如果点错了，会弹出一个非常温柔的提示，一键引导她去重新开启，绝不卡死！</w:t>
-      </w:r>
-    </w:p>
-    <w:p>
-      <w:pPr>
-        <w:spacing w:before="120" w:after="120"/>
-      </w:pPr>
-      <w:r>
-        <w:rPr>
-          <w:color w:val="B4B4B4"/>
-        </w:rPr>
-        <w:t>——————————————————————————————————————————————————</w:t>
-      </w:r>
-    </w:p>
-    <w:p>
-      <w:pPr>
-        <w:pStyle w:val="Heading3"/>
-        <w:keepNext/>
-        <w:spacing w:before="240" w:after="120"/>
-      </w:pPr>
-      <w:r>
-        <w:rPr>
-          <w:rFonts w:ascii="Microsoft YaHei" w:hAnsi="Microsoft YaHei"/>
-          <w:b/>
-          <w:color w:val="595959"/>
-          <w:sz w:val="24"/>
-        </w:rPr>
-      </w:r>
-      <w:r>
-        <w:rPr>
-          <w:rFonts w:ascii="Microsoft YaHei" w:hAnsi="Microsoft YaHei"/>
-          <w:b/>
-          <w:color w:val="595959"/>
-          <w:sz w:val="24"/>
-        </w:rPr>
-        <w:t>🎁 开发者碎碎念：</w:t>
-      </w:r>
-    </w:p>
-    <w:p>
-      <w:pPr>
-        <w:spacing w:after="120" w:line="276" w:lineRule="auto"/>
-      </w:pPr>
-      <w:r>
-        <w:rPr>
-          <w:rFonts w:ascii="Microsoft YaHei" w:hAnsi="Microsoft YaHei"/>
-        </w:rPr>
-        <w:t>写小程序海报保存的人都懂，这绝对是开发中踩坑最多、最折磨人的地方。特别是又要下载头像图片，又要适配各种高分辨率屏幕，还要对付各种权限被拒绝的情况。</w:t>
-      </w:r>
-    </w:p>
-    <w:p>
-      <w:pPr>
-        <w:spacing w:after="120" w:line="276" w:lineRule="auto"/>
-      </w:pPr>
-      <w:r>
-        <w:rPr>
-          <w:rFonts w:ascii="Microsoft YaHei" w:hAnsi="Microsoft YaHei"/>
-        </w:rPr>
-        <w:t>但今天在手机上成功保存下第一张圆润好看的磨砂玻璃海报时，感觉我这几周掉的头发都值了！女朋友当场就用它发了个朋友圈，瞬间被点赞刷屏，成就感爆棚！</w:t>
-      </w:r>
-    </w:p>
-    <w:p>
-      <w:pPr>
-        <w:spacing w:after="120" w:line="276" w:lineRule="auto"/>
-      </w:pPr>
-      <w:r>
-        <w:rPr>
-          <w:rFonts w:ascii="Microsoft YaHei" w:hAnsi="Microsoft YaHei"/>
-        </w:rPr>
-        <w:t>现在，</w:t>
-      </w:r>
-      <w:r>
-        <w:rPr>
-          <w:rFonts w:ascii="Microsoft YaHei" w:hAnsi="Microsoft YaHei"/>
-          <w:b/>
-        </w:rPr>
-        <w:t>四大核心模块（AI拍照识别、油脂调整、闺蜜打卡、高清海报保存）</w:t>
-      </w:r>
-      <w:r>
-        <w:rPr>
-          <w:rFonts w:ascii="Microsoft YaHei" w:hAnsi="Microsoft YaHei"/>
-        </w:rPr>
-        <w:t xml:space="preserve"> 已经全部完美跑通，感觉小程序距离正式发布就差临门一脚了！</w:t>
-      </w:r>
-    </w:p>
-    <w:p>
-      <w:pPr>
-        <w:spacing w:after="120" w:line="276" w:lineRule="auto"/>
-      </w:pPr>
-      <w:r>
-        <w:rPr>
-          <w:rFonts w:ascii="Microsoft YaHei" w:hAnsi="Microsoft YaHei"/>
-        </w:rPr>
-        <w:t>大家觉得这张磨砂玻璃海报的颜值能打几分？</w:t>
-      </w:r>
-    </w:p>
-    <w:p>
-      <w:pPr>
-        <w:spacing w:after="120" w:line="276" w:lineRule="auto"/>
-      </w:pPr>
-      <w:r>
-        <w:rPr>
-          <w:rFonts w:ascii="Microsoft YaHei" w:hAnsi="Microsoft YaHei"/>
-        </w:rPr>
-        <w:t>想要第一批抢先体验高颜值拍照算热量和组队对赌的宝子们，在评论区抠【1】，真机体验包这几天就带大家一起开玩！👇</w:t>
-      </w:r>
-    </w:p>
-    <w:p>
-      <w:pPr>
-        <w:spacing w:before="120" w:after="120"/>
-      </w:pPr>
-      <w:r>
-        <w:rPr>
-          <w:color w:val="B4B4B4"/>
-        </w:rPr>
-        <w:t>——————————————————————————————————————————————————</w:t>
-      </w:r>
-    </w:p>
-    <w:p>
-      <w:pPr>
-        <w:pStyle w:val="Heading3"/>
-        <w:keepNext/>
-        <w:spacing w:before="240" w:after="120"/>
-      </w:pPr>
-      <w:r>
-        <w:rPr>
-          <w:rFonts w:ascii="Microsoft YaHei" w:hAnsi="Microsoft YaHei"/>
-          <w:b/>
-          <w:color w:val="595959"/>
-          <w:sz w:val="24"/>
-        </w:rPr>
-      </w:r>
-      <w:r>
-        <w:rPr>
-          <w:rFonts w:ascii="Microsoft YaHei" w:hAnsi="Microsoft YaHei"/>
-          <w:b/>
-          <w:color w:val="595959"/>
-          <w:sz w:val="24"/>
-        </w:rPr>
         <w:t>🏷️ 热门标签推荐：</w:t>
       </w:r>
     </w:p>
     <w:p>
-      <w:pPr>
-        <w:spacing w:after="120" w:line="276" w:lineRule="auto"/>
-      </w:pPr>
       <w:r>
-        <w:rPr>
-          <w:rFonts w:ascii="Microsoft YaHei" w:hAnsi="Microsoft YaHei"/>
-        </w:rPr>
-        <w:t>#独立开发 #BuildInPublic #程序员的浪漫 #给女朋友写个APP #AI应用 #减脂打卡 #自律海报 #打卡海报 #毛玻璃视觉 #我的开发日记</w:t>
+        <w:t>#独立开发 #BuildInPublic #减脂打卡 #自律海报 #打卡海报 #毛玻璃视觉 #高颜值工具 #我的开发日记</w:t>
       </w:r>
     </w:p>
     <w:p>
-      <w:pPr>
-        <w:spacing w:before="120" w:after="120"/>
-      </w:pPr>
       <w:r>
         <w:rPr>
-          <w:color w:val="B4B4B4"/>
+          <w:color w:val="C8C8C8"/>
         </w:rPr>
-        <w:t>——————————————————————————————————————————————————</w:t>
+        <w:t>____________________________________________________</w:t>
       </w:r>
     </w:p>
     <w:p>
       <w:pPr>
         <w:pStyle w:val="Heading2"/>
-        <w:keepNext/>
-        <w:spacing w:before="240" w:after="120"/>
       </w:pPr>
       <w:r>
-        <w:rPr>
-          <w:rFonts w:ascii="Microsoft YaHei" w:hAnsi="Microsoft YaHei"/>
-          <w:b/>
-          <w:color w:val="2E74B5"/>
-          <w:sz w:val="28"/>
-        </w:rPr>
-      </w:r>
-      <w:r>
-        <w:rPr>
-          <w:rFonts w:ascii="Microsoft YaHei" w:hAnsi="Microsoft YaHei"/>
-          <w:b/>
-          <w:color w:val="2E74B5"/>
-          <w:sz w:val="28"/>
-        </w:rPr>
         <w:t>📌 配图素材建议 (images/phase6 文件夹中已备好)：</w:t>
       </w:r>
     </w:p>
     <w:p>
       <w:pPr>
         <w:pStyle w:val="ListNumber"/>
-        <w:spacing w:after="60"/>
       </w:pPr>
+      <w:r/>
       <w:r>
         <w:rPr>
-          <w:rFonts w:ascii="Microsoft YaHei" w:hAnsi="Microsoft YaHei"/>
-        </w:rPr>
-      </w:r>
-      <w:r>
-        <w:rPr>
-          <w:rFonts w:ascii="Microsoft YaHei" w:hAnsi="Microsoft YaHei"/>
           <w:b/>
         </w:rPr>
         <w:t>图一 (封面)</w:t>
       </w:r>
       <w:r>
-        <w:rPr>
-          <w:rFonts w:ascii="Microsoft YaHei" w:hAnsi="Microsoft YaHei"/>
-        </w:rPr>
-        <w:t>：</w:t>
-      </w:r>
-      <w:r>
-        <w:rPr>
-          <w:rFonts w:ascii="Microsoft YaHei" w:hAnsi="Microsoft YaHei"/>
-          <w:color w:val="003399"/>
-          <w:u w:val="single"/>
-        </w:rPr>
-        <w:t>high_res_poster.png (file:///D:/heming/shike/文档/02_需求与交互设计/images/phase6/high_res_poster.png)</w:t>
-      </w:r>
-      <w:r>
-        <w:rPr>
-          <w:rFonts w:ascii="Microsoft YaHei" w:hAnsi="Microsoft YaHei"/>
-        </w:rPr>
-        <w:t xml:space="preserve"> (展示保存进手机相册的超清磨砂玻璃打卡海报实图，渐变紫色背景搭配乳白色磨砂卡片，极具视觉冲击力)</w:t>
+        <w:t>：[high_res_poster.png](file:///D:/heming/shike/文档/02_需求与交互设计/images/phase6/high_res_poster.png)</w:t>
       </w:r>
     </w:p>
     <w:p>
       <w:pPr>
         <w:pStyle w:val="ListNumber"/>
-        <w:spacing w:after="60"/>
       </w:pPr>
+      <w:r/>
       <w:r>
         <w:rPr>
-          <w:rFonts w:ascii="Microsoft YaHei" w:hAnsi="Microsoft YaHei"/>
-        </w:rPr>
-      </w:r>
-      <w:r>
-        <w:rPr>
-          <w:rFonts w:ascii="Microsoft YaHei" w:hAnsi="Microsoft YaHei"/>
           <w:b/>
         </w:rPr>
         <w:t>图二</w:t>
       </w:r>
       <w:r>
-        <w:rPr>
-          <w:rFonts w:ascii="Microsoft YaHei" w:hAnsi="Microsoft YaHei"/>
-        </w:rPr>
-        <w:t>：</w:t>
-      </w:r>
-      <w:r>
-        <w:rPr>
-          <w:rFonts w:ascii="Microsoft YaHei" w:hAnsi="Microsoft YaHei"/>
-          <w:color w:val="003399"/>
-          <w:u w:val="single"/>
-        </w:rPr>
-        <w:t>permission_guide_ui.png (file:///D:/heming/shike/文档/02_需求与交互设计/images/phase6/permission_guide_ui.png)</w:t>
-      </w:r>
-      <w:r>
-        <w:rPr>
-          <w:rFonts w:ascii="Microsoft YaHei" w:hAnsi="Microsoft YaHei"/>
-        </w:rPr>
-        <w:t xml:space="preserve"> (展示用户拒绝授权后，系统弹出的可爱、温柔的相册权限引导页截图)</w:t>
+        <w:t>：[permission_guide_ui.png](file:///D:/heming/shike/文档/02_需求与交互设计/images/phase6/permission_guide_ui.png)</w:t>
       </w:r>
     </w:p>
     <w:p>
       <w:pPr>
         <w:pStyle w:val="ListNumber"/>
-        <w:spacing w:after="60"/>
       </w:pPr>
+      <w:r/>
       <w:r>
         <w:rPr>
-          <w:rFonts w:ascii="Microsoft YaHei" w:hAnsi="Microsoft YaHei"/>
-        </w:rPr>
-      </w:r>
-      <w:r>
-        <w:rPr>
-          <w:rFonts w:ascii="Microsoft YaHei" w:hAnsi="Microsoft YaHei"/>
           <w:b/>
         </w:rPr>
         <w:t>图三</w:t>
       </w:r>
       <w:r>
-        <w:rPr>
-          <w:rFonts w:ascii="Microsoft YaHei" w:hAnsi="Microsoft YaHei"/>
-        </w:rPr>
-        <w:t>：</w:t>
-      </w:r>
-      <w:r>
-        <w:rPr>
-          <w:rFonts w:ascii="Microsoft YaHei" w:hAnsi="Microsoft YaHei"/>
-          <w:color w:val="003399"/>
-          <w:u w:val="single"/>
-        </w:rPr>
-        <w:t>poster_canvas_details.png (file:///D:/heming/shike/文档/02_需求与交互设计/images/phase6/poster_canvas_details.png)</w:t>
-      </w:r>
-      <w:r>
-        <w:rPr>
-          <w:rFonts w:ascii="Microsoft YaHei" w:hAnsi="Microsoft YaHei"/>
-        </w:rPr>
-        <w:t xml:space="preserve"> (展示海报局部高清放大的效果图，突出字迹锐利、打卡进度圆弧精美等极致工艺细节)</w:t>
+        <w:t>：[poster_canvas_details.png](file:///D:/heming/shike/文档/02_需求与交互设计/images/phase6/poster_canvas_details.png)</w:t>
       </w:r>
     </w:p>
     <w:sectPr>
@@ -1085,10 +591,6 @@
     <w:name w:val="Normal"/>
     <w:qFormat/>
     <w:rsid w:val="00FC693F"/>
-    <w:rPr>
-      <w:rFonts w:ascii="Microsoft YaHei" w:hAnsi="Microsoft YaHei"/>
-      <w:sz w:val="22"/>
-    </w:rPr>
   </w:style>
   <w:style w:type="paragraph" w:styleId="Header">
     <w:name w:val="header"/>
